--- a/eng/docx/23.content.docx
+++ b/eng/docx/23.content.docx
@@ -136,13 +136,6 @@
         <w:rPr>
           <w:lang w:val="en_US" w:bidi="en_US"/>
         </w:rPr>
-      </w:r>
-      <w:r>
-        <w:rPr>
-          <w:i/>
-          <w:lang w:val="en_US" w:bidi="en_US"/>
-        </w:rPr>
-        <w:t>Isaiah 1:1, Isaiah 1:1 (#2), Isaiah 1:1 (#3), Isaiah 1:2, Isaiah 1:2 (#2), Isaiah 1:2 (#3), Isaiah 1:4, Isaiah 1:4 (#2), Isaiah 1:7, Isaiah 1:9, Isaiah 1:11, Isaiah 1:14, Isaiah 1:15, Isaiah 1:16–17, Isaiah 1:19, Isaiah 1:20, Isaiah 1:21, Isaiah 1:21 (#2), Isaiah 1:24, Isaiah 1:29, Isaiah 1:31, Isaiah 2:1, Isaiah 2:2, Isaiah 2:2 (#2), Isaiah 2:3, Isaiah 2:4, Isaiah 2:4 (#2), Isaiah 2:5, Isaiah 2:6, Isaiah 2:6 (#2), Isaiah 2:10, Isaiah 2:11, Isaiah 2:11 (#2), Isaiah 2:18, Isaiah 2:19, Isaiah 2:22, Isaiah 3:1, Isaiah 3:4, Isaiah 3:5, Isaiah 3:8, Isaiah 3:9, Isaiah 3:10, Isaiah 3:11, Isaiah 3:12, Isaiah 3:14, Isaiah 3:17, Isaiah 3:25, Isaiah 4:1, Isaiah 4:3, Isaiah 4:4, Isaiah 4:5, Isaiah 5:1, Isaiah 5:1 (#2), Isaiah 5:2, Isaiah 5:2 (#2), Isaiah 5:3, Isaiah 5:5–6, Isaiah 5:7, Isaiah 5:7 (#2), Isaiah 5:7 (#3), Isaiah 5:9, Isaiah 5:13, Isaiah 5:16, Isaiah 5:16 (#2), Isaiah 5:24, Isaiah 5:26, Isaiah 5:26 (#2), Isaiah 6:1, Isaiah 6:2, Isaiah 6:4, Isaiah 6:5, Isaiah 6:7, Isaiah 6:8, Isaiah 6:8 (#2), Isaiah 6:9, Isaiah 6:11–12, Isaiah 7:1, Isaiah 7:1 (#2), Isaiah 7:2, Isaiah 7:3, Isaiah 7:3–4, Isaiah 7:5–6, Isaiah 7:8, Isaiah 7:9, Isaiah 7:12, Isaiah 7:13, Isaiah 7:17, Isaiah 7:20, Isaiah 7:23–25, Isaiah 8:1, Isaiah 8:2, Isaiah 8:3–4, Isaiah 8:12, Isaiah 8:13, Isaiah 8:14, Isaiah 8:16–18, Isaiah 8:19, Isaiah 8:19 (#2), Isaiah 8:20, Isaiah 8:21, Isaiah 8:22, Isaiah 9:1, Isaiah 9:1 (#2), Isaiah 9:1 (#3), Isaiah 9:2, Isaiah 9:6, Isaiah 9:7, Isaiah 9:7 (#2), Isaiah 9:9–10, Isaiah 9:11–12, Isaiah 9:12, Isaiah 9:13, Isaiah 9:15, Isaiah 9:17, Isaiah 9:17 (#2), Isaiah 9:19, Isaiah 9:21, Isaiah 9:21 (#2), Isaiah 10:5, Isaiah 10:6, Isaiah 10:7, Isaiah 10:12, Isaiah 10:13, Isaiah 10:16, Isaiah 10:18, Isaiah 10:20, Isaiah 10:24–25, Isaiah 10:27, Isaiah 11:1, Isaiah 11:2, Isaiah 11:2 (#2), Isaiah 11:4, Isaiah 11:4 (#2), Isaiah 11:9, Isaiah 11:9 (#2), Isaiah 11:11, Isaiah 11:13, Isaiah 11:13 (#2), Isaiah 11:14, Isaiah 11:15, Isaiah 11:15 (#2), Isaiah 12:1, Isaiah 12:1–2, Isaiah 12:5, Isaiah 13:1, Isaiah 13:3, Isaiah 13:5, Isaiah 13:5 (#2), Isaiah 13:7–8, Isaiah 13:9–10, Isaiah 13:12, Isaiah 13:17, Isaiah 13:19–20, Isaiah 13:21, Isaiah 13:22, Isaiah 14:1, Isaiah 14:1 (#2), Isaiah 14:2, Isaiah 14:2 (#2), Isaiah 14:3–4, Isaiah 14:4, Isaiah 14:6, Isaiah 14:10–11, Isaiah 14:12, Isaiah 14:13–14, Isaiah 14:20, Isaiah 14:22, Isaiah 14:25, Isaiah 14:29–30, Isaiah 14:32, Isaiah 14:32 (#2), Isaiah 15:1, Isaiah 15:1 (#2), Isaiah 15:5, Isaiah 15:9, Isaiah 15:9 (#2), Isaiah 16:1, Isaiah 16:2, Isaiah 16:3–4, Isaiah 16:5, Isaiah 16:12, Isaiah 16:14, Isaiah 16:14 (#2), Isaiah 17:1, Isaiah 17:3, Isaiah 17:4, Isaiah 17:7, Isaiah 17:9, Isaiah 17:13, Isaiah 17:14, Isaiah 18:1, Isaiah 18:2, Isaiah 18:3, Isaiah 18:5, Isaiah 18:6–7, Isaiah 19:1, Isaiah 19:1–2, Isaiah 19:2, Isaiah 19:4, Isaiah 19:5, Isaiah 19:10, Isaiah 19:11, Isaiah 19:14, Isaiah 19:16, Isaiah 19:18, Isaiah 19:19, Isaiah 19:23, Isaiah 19:24, Isaiah 20:1, Isaiah 20:1 (#2), Isaiah 20:2, Isaiah 20:3–4, Isaiah 20:5–6, Isaiah 21:2, Isaiah 21:2 (#2), Isaiah 21:3–4, Isaiah 21:6, Isaiah 21:7, Isaiah 21:9, Isaiah 21:13, Isaiah 21:14, Isaiah 21:14 (#2), Isaiah 21:16–17, Isaiah 22:1, Isaiah 22:1 (#2), Isaiah 22:2, Isaiah 22:2 (#2), Isaiah 22:3, Isaiah 22:4, Isaiah 22:6, Isaiah 22:7, Isaiah 22:8, Isaiah 22:12, Isaiah 22:12–13, Isaiah 22:14, Isaiah 22:15–16, Isaiah 22:17–19, Isaiah 22:20–21, Isaiah 22:25, Isaiah 23:1, Isaiah 23:1 (#2), Isaiah 23:3, Isaiah 23:5, Isaiah 23:8–9, Isaiah 23:9, Isaiah 23:15, Isaiah 23:17, Isaiah 23:18, Isaiah 23:18 (#2), Isaiah 24:1, Isaiah 24:5, Isaiah 24:6, Isaiah 24:13, Isaiah 24:14, Isaiah 24:16, Isaiah 24:21, Isaiah 24:22, Isaiah 24:23, Isaiah 25:1, Isaiah 25:2, Isaiah 25:3, Isaiah 25:6–7, Isaiah 25:8, Isaiah 25:9, Isaiah 25:10, Isaiah 26:1, Isaiah 26:1 (#2), Isaiah 26:2, Isaiah 26:4, Isaiah 26:5–6, Isaiah 26:8, Isaiah 26:9, Isaiah 26:10, Isaiah 26:12, Isaiah 26:13–14, Isaiah 26:16, Isaiah 26:19, Isaiah 26:20, Isaiah 26:21, Isaiah 27:1, Isaiah 27:2–3, Isaiah 27:4–5, Isaiah 27:6, Isaiah 27:9, Isaiah 27:11, Isaiah 27:12, Isaiah 27:13, Isaiah 28:1, Isaiah 28:1 (#2), Isaiah 28:2, Isaiah 28:2 (#2), Isaiah 28:4, Isaiah 28:5–6, Isaiah 28:7, Isaiah 28:7 (#2), Isaiah 28:11, Isaiah 28:12, Isaiah 28:13, Isaiah 28:15, Isaiah 28:16, Isaiah 28:16 (#2), Isaiah 28:17, Isaiah 28:18, Isaiah 28:22, Isaiah 29:1, Isaiah 29:3–4, Isaiah 29:5, Isaiah 29:7, Isaiah 29:10, Isaiah 29:10 (#2), Isaiah 29:13, Isaiah 29:14, Isaiah 29:17, Isaiah 29:18, Isaiah 29:19, Isaiah 29:20, Isaiah 29:23, Isaiah 29:24, Isaiah 30:1, Isaiah 30:2, Isaiah 30:3, Isaiah 30:7, Isaiah 30:8, Isaiah 30:9, Isaiah 30:10, Isaiah 30:15, Isaiah 30:16, Isaiah 30:16 (#2), Isaiah 30:17, Isaiah 30:18, Isaiah 30:18 (#2), Isaiah 30:20, Isaiah 30:22, Isaiah 30:26, Isaiah 30:30, Isaiah 30:31, Isaiah 30:32, Isaiah 30:33, Isaiah 30:33 (#2), Isaiah 31:1, Isaiah 31:2, Isaiah 31:3, Isaiah 31:5, Isaiah 31:6, Isaiah 31:8, Isaiah 32:2, Isaiah 32:4, Isaiah 32:6, Isaiah 32:7, Isaiah 32:8, Isaiah 32:9–10, Isaiah 32:14, Isaiah 32:15, Isaiah 32:17, Isaiah 32:20, Isaiah 33:1, Isaiah 33:3, Isaiah 33:5, Isaiah 33:6, Isaiah 33:8, Isaiah 33:10, Isaiah 33:11–12, Isaiah 33:14, Isaiah 33:15, Isaiah 33:15–16, Isaiah 33:22, Isaiah 33:23, Isaiah 34:1, Isaiah 34:2, Isaiah 34:2 (#2), Isaiah 34:4, Isaiah 34:5, Isaiah 34:6, Isaiah 34:9–10, Isaiah 34:11, Isaiah 34:17, Isaiah 35:1, Isaiah 35:2, Isaiah 35:2 (#2), Isaiah 35:4, Isaiah 35:5–7, Isaiah 35:8, Isaiah 35:8–9, Isaiah 35:10, Isaiah 36:1, Isaiah 36:2, Isaiah 36:2 (#2), Isaiah 36:3, Isaiah 36:6, Isaiah 36:8, Isaiah 36:10, Isaiah 36:11–12, Isaiah 36:13, Isaiah 36:13–15, Isaiah 36:16–17, Isaiah 36:21, Isaiah 36:22, Isaiah 37:1–2, Isaiah 37:4, Isaiah 37:6–7, Isaiah 37:10, Isaiah 37:14–15, Isaiah 37:17, Isaiah 37:20, Isaiah 37:20 (#2), Isaiah 37:21, Isaiah 37:23, Isaiah 37:26, Isaiah 37:28, Isaiah 37:29, Isaiah 37:33–34, Isaiah 37:35, Isaiah 37:36, Isaiah 37:38, Isaiah 38:1, Isaiah 38:1 (#2), Isaiah 38:3, Isaiah 38:5–6, Isaiah 38:8, Isaiah 38:10, Isaiah 38:11, Isaiah 38:16–17, Isaiah 38:17, Isaiah 38:20, Isaiah 38:21, Isaiah 39:1, Isaiah 39:2, Isaiah 39:3–4, Isaiah 39:5–6, Isaiah 39:8, Isaiah 40:2, Isaiah 40:3, Isaiah 40:4, Isaiah 40:5, Isaiah 40:8, Isaiah 40:9, Isaiah 40:10, Isaiah 40:10 (#2), Isaiah 40:15, Isaiah 40:22, Isaiah 40:23, Isaiah 40:26, Isaiah 40:28, Isaiah 40:29, Isaiah 40:31, Isaiah 41:1, Isaiah 41:4, Isaiah 41:5–7, Isaiah 41:8–9, Isaiah 41:9, Isaiah 41:10, Isaiah 41:10 (#2), Isaiah 41:11, Isaiah 41:16, Isaiah 41:17–18, Isaiah 41:21, Isaiah 41:22, Isaiah 41:24, Isaiah 41:25–26, Isaiah 41:27, Isaiah 41:28–29, Isaiah 42:1, Isaiah 42:1 (#2), Isaiah 42:3, Isaiah 42:5, Isaiah 42:7, Isaiah 42:8, Isaiah 42:8–9, Isaiah 42:9, Isaiah 42:13, Isaiah 42:16, Isaiah 42:17, Isaiah 42:18, Isaiah 42:20, Isaiah 42:22, Isaiah 42:24, Isaiah 42:24 (#2), Isaiah 42:25, Isaiah 43:1, Isaiah 43:2, Isaiah 43:3, Isaiah 43:5, Isaiah 43:10, Isaiah 43:10–11, Isaiah 43:13, Isaiah 43:14, Isaiah 43:16–17, Isaiah 43:19, Isaiah 43:22–23, Isaiah 43:24, Isaiah 43:25, Isaiah 43:27–28, Isaiah 44:3, Isaiah 44:7, Isaiah 44:9, Isaiah 44:11, Isaiah 44:14, Isaiah 44:15–16, Isaiah 44:19, Isaiah 44:21–22, Isaiah 44:23, Isaiah 44:25, Isaiah 44:26, Isaiah 44:26 (#2), Isaiah 44:28, Isaiah 45:1, Isaiah 45:1 (#2), Isaiah 45:3, Isaiah 45:4, Isaiah 45:4–5, Isaiah 45:5–6, Isaiah 45:7, Isaiah 45:8, Isaiah 45:9, Isaiah 45:13, Isaiah 45:14, Isaiah 45:16, Isaiah 45:17, Isaiah 45:18, Isaiah 45:18 (#2), Isaiah 45:20, Isaiah 45:21–22, Isaiah 45:23, Isaiah 45:24, Isaiah 45:25, Isaiah 46:1, Isaiah 46:1 (#2), Isaiah 46:3, Isaiah 46:3–4, Isaiah 46:6, Isaiah 46:7, Isaiah 46:9, Isaiah 46:10, Isaiah 46:12–13, Isaiah 47:1, Isaiah 47:5, Isaiah 47:6, Isaiah 47:9, Isaiah 47:10, Isaiah 47:11, Isaiah 47:14, Isaiah 47:15, Isaiah 48:1, Isaiah 48:1 (#2), Isaiah 48:3–4, Isaiah 48:5, Isaiah 48:9, Isaiah 48:10, Isaiah 48:14–15, Isaiah 48:18, Isaiah 48:20, Isaiah 48:22, Isaiah 49:1–2, Isaiah 49:3, Isaiah 49:4, Isaiah 49:5, Isaiah 49:6, Isaiah 49:6 (#2), Isaiah 49:7, Isaiah 49:8, Isaiah 49:8 (#2), Isaiah 49:10, Isaiah 49:13, Isaiah 49:14–15, Isaiah 49:16–18, Isaiah 49:20, Isaiah 49:21, Isaiah 49:22, Isaiah 49:24–25, Isaiah 49:26, Isaiah 49:26 (#2), Isaiah 50:1, Isaiah 50:2–3, Isaiah 50:4, Isaiah 50:4 (#2), Isaiah 50:5–6, Isaiah 50:7, Isaiah 50:9, Isaiah 50:10, Isaiah 50:11, Isaiah 51:1, Isaiah 51:2, Isaiah 51:6, Isaiah 51:6 (#2), Isaiah 51:7, Isaiah 51:9–10, Isaiah 51:11, Isaiah 51:14, Isaiah 51:17, Isaiah 51:18, Isaiah 51:23, Isaiah 52:1, Isaiah 52:4, Isaiah 52:5–6, Isaiah 52:8, Isaiah 52:9–10, Isaiah 52:11, Isaiah 52:12, Isaiah 52:13, Isaiah 52:14, Isaiah 52:15, Isaiah 53:2, Isaiah 53:2 (#2), Isaiah 53:3, Isaiah 53:4, Isaiah 53:5, Isaiah 53:5 (#2), Isaiah 53:6, Isaiah 53:8, Isaiah 53:8 (#2), Isaiah 53:9, Isaiah 53:10, Isaiah 53:12, Isaiah 54:1, Isaiah 54:3, Isaiah 54:5, Isaiah 54:7, Isaiah 54:7 (#2), Isaiah 54:9, Isaiah 54:10, Isaiah 54:14, Isaiah 54:15, Isaiah 54:17, Isaiah 55:1, Isaiah 55:2, Isaiah 55:3–4, Isaiah 55:5, Isaiah 55:6, Isaiah 55:7, Isaiah 55:7 (#2), Isaiah 55:8–9, Isaiah 55:11, Isaiah 55:12–13, Isaiah 56:1–2, Isaiah 56:3, Isaiah 56:4–5, Isaiah 56:6–7, Isaiah 56:10, Isaiah 56:11, Isaiah 57:1–2, Isaiah 57:3–4, Isaiah 57:5, Isaiah 57:6, Isaiah 57:8, Isaiah 57:13, Isaiah 57:13 (#2), Isaiah 57:13 (#3), Isaiah 57:15, Isaiah 57:16, Isaiah 57:17, Isaiah 57:18–19, Isaiah 57:21, Isaiah 58:1, Isaiah 58:2, Isaiah 58:3, Isaiah 58:3 (#2), Isaiah 58:4, Isaiah 58:6–7, Isaiah 58:9–10, Isaiah 59:1, Isaiah 59:2, Isaiah 59:3–4, Isaiah 59:8, Isaiah 59:15, Isaiah 59:15 (#2), Isaiah 59:16, Isaiah 59:17–18, Isaiah 59:19, Isaiah 59:20, Isaiah 59:21, Isaiah 60:2, Isaiah 60:3, Isaiah 60:5, Isaiah 60:9, Isaiah 60:10, Isaiah 60:11, Isaiah 60:12, Isaiah 60:15, Isaiah 60:18, Isaiah 60:19–20, Isaiah 60:21, Isaiah 60:22, Isaiah 61:1, Isaiah 61:1 (#2), Isaiah 61:1 (#3), Isaiah 61:5, Isaiah 61:6, Isaiah 61:8, Isaiah 61:10, Isaiah 61:11, Isaiah 62:1, Isaiah 62:4, Isaiah 62:4 (#2), Isaiah 62:6–7, Isaiah 62:8, Isaiah 62:11, Isaiah 63:1, Isaiah 63:1 (#2), Isaiah 63:1 (#3), Isaiah 63:4, Isaiah 63:5, Isaiah 63:6, Isaiah 63:7, Isaiah 63:9, Isaiah 63:9 (#2), Isaiah 63:10, Isaiah 63:16, Isaiah 63:17, Isaiah 64:2, Isaiah 64:4, Isaiah 64:6, Isaiah 64:7, Isaiah 64:8, Isaiah 64:10, Isaiah 64:12, Isaiah 65:1, Isaiah 65:2, Isaiah 65:3–4, Isaiah 65:6–7, Isaiah 65:9, Isaiah 65:12, Isaiah 65:13–14, Isaiah 65:17, Isaiah 65:18, Isaiah 65:21, Isaiah 65:22, Isaiah 65:24, Isaiah 65:25, Isaiah 66:2, Isaiah 66:2 (#2), Isaiah 66:3, Isaiah 66:5, Isaiah 66:6, Isaiah 66:10–11, Isaiah 66:12, Isaiah 66:16, Isaiah 66:18–19, Isaiah 66:20, Isaiah 66:23, Isaiah 66:24</w:t>
       </w:r>
       <w:r>
         <w:rPr>

--- a/eng/docx/23.content.docx
+++ b/eng/docx/23.content.docx
@@ -123,19 +123,6 @@
           <w:lang w:val="en_US" w:bidi="en_US"/>
         </w:rPr>
         <w:t>ISA</w:t>
-      </w:r>
-      <w:r>
-        <w:rPr>
-          <w:lang w:val="en_US" w:bidi="en_US"/>
-        </w:rPr>
-      </w:r>
-    </w:p>
-    <w:p>
-      <w:pPr/>
-      <w:r>
-        <w:rPr>
-          <w:lang w:val="en_US" w:bidi="en_US"/>
-        </w:rPr>
       </w:r>
       <w:r>
         <w:rPr>

--- a/eng/docx/23.content.docx
+++ b/eng/docx/23.content.docx
@@ -19,7 +19,7 @@
         <w:rPr>
           <w:lang w:val="en_US" w:bidi="en_US"/>
         </w:rPr>
-        <w:t>Resource: Translation Questions (unfoldingWord)</w:t>
+        <w:t>Resource: unfoldingWord® Translation Questions</w:t>
       </w:r>
       <w:r>
         <w:rPr>
@@ -85,7 +85,7 @@
         <w:rPr>
           <w:lang w:val="en_US" w:bidi="en_US"/>
         </w:rPr>
-        <w:t>Translation Questions (unfoldingWord)</w:t>
+        <w:t>unfoldingWord® Translation Questions</w:t>
       </w:r>
     </w:p>
     <w:p>
